--- a/test_outputs/sample_toggle.docx
+++ b/test_outputs/sample_toggle.docx
@@ -470,8 +470,8 @@
       </w:r>
     </w:p>
     <w:sectPr>
-      <w:headerReference xmlns:r="http://schemas.openxmlformats.org/officeDocument/2006/relationships" w:type="default" r:id="R8c7fb7da3d6746c1"/>
-      <w:footerReference xmlns:r="http://schemas.openxmlformats.org/officeDocument/2006/relationships" w:type="default" r:id="R05a427f4402b45c2"/>
+      <w:headerReference xmlns:r="http://schemas.openxmlformats.org/officeDocument/2006/relationships" w:type="default" r:id="Rb3cad12086af4171"/>
+      <w:footerReference xmlns:r="http://schemas.openxmlformats.org/officeDocument/2006/relationships" w:type="default" r:id="R284c46b80d2149b5"/>
       <w:pgSz w:w="11906" w:h="16838"/>
       <w:pgMar w:top="1440" w:right="1440" w:bottom="1440" w:left="1440" w:header="576" w:footer="576" w:gutter="0"/>
       <w:pgBorders w:display="allPages" w:offsetFrom="page">

--- a/test_outputs/sample_toggle.docx
+++ b/test_outputs/sample_toggle.docx
@@ -470,8 +470,8 @@
       </w:r>
     </w:p>
     <w:sectPr>
-      <w:headerReference xmlns:r="http://schemas.openxmlformats.org/officeDocument/2006/relationships" w:type="default" r:id="Rb3cad12086af4171"/>
-      <w:footerReference xmlns:r="http://schemas.openxmlformats.org/officeDocument/2006/relationships" w:type="default" r:id="R284c46b80d2149b5"/>
+      <w:headerReference xmlns:r="http://schemas.openxmlformats.org/officeDocument/2006/relationships" w:type="default" r:id="R4fe80afcc6d54549"/>
+      <w:footerReference xmlns:r="http://schemas.openxmlformats.org/officeDocument/2006/relationships" w:type="default" r:id="Rbbb047f061734924"/>
       <w:pgSz w:w="11906" w:h="16838"/>
       <w:pgMar w:top="1440" w:right="1440" w:bottom="1440" w:left="1440" w:header="576" w:footer="576" w:gutter="0"/>
       <w:pgBorders w:display="allPages" w:offsetFrom="page">
